--- a/part1/ep06_Bourgogne_contre_Bordeaux.docx
+++ b/part1/ep06_Bourgogne_contre_Bordeaux.docx
@@ -8127,7 +8127,7 @@
           <w:color w:val="7A1F3D"/>
           <w:sz w:val="20"/>
         </w:rPr>
-        <w:t>▶ 다음 화 예고 — 제7화 « La dégustation du jeudi » : 본격 정식 시음. 향·맛·색을 표현하는 말을 배우고, 레아가 드디어 '자기만의 문장'을 만든다.</w:t>
+        <w:t>다음 화 예고 — 제7화 « La dégustation du jeudi » : 본격 정식 시음. 향·맛·색을 표현하는 말을 배우고, 레아가 드디어 '자기만의 문장'을 만든다.</w:t>
       </w:r>
     </w:p>
     <w:sectPr>
